--- a/export/docx/47_README.docx
+++ b/export/docx/47_README.docx
@@ -3698,7 +3698,7 @@
               <w:rPr>
                 <w:sz w:val="18"/>
               </w:rPr>
-              <w:t>8 组 206 项 · 全链路闭环 · 2 个真 bug · 两轮 0 失败</w:t>
+              <w:t>8 组 212 项 · 全链路闭环 · 3 个真 bug · 三轮 0 失败</w:t>
             </w:r>
           </w:p>
         </w:tc>
@@ -4845,7 +4845,7 @@
               <w:rPr>
                 <w:sz w:val="18"/>
               </w:rPr>
-              <w:t>8 组：看板 25 + API 24 + 大屏/管理台 24 + 扩展 35 + 鉴权/点检 35 + 新模块 33 + 全链路 30</w:t>
+              <w:t>8 组：看板 25 + API 24 + 大屏/管理台 24 + 扩展 35 + 鉴权/点检 35 + 新模块 33 + 全链路 36</w:t>
             </w:r>
           </w:p>
         </w:tc>
@@ -4859,7 +4859,7 @@
               <w:rPr>
                 <w:sz w:val="18"/>
               </w:rPr>
-              <w:t>206/206</w:t>
+              <w:t>212/212</w:t>
             </w:r>
           </w:p>
         </w:tc>
